--- a/packages/document-engine/templates/fire/4.1_fire_test_hiring.docx
+++ b/packages/document-engine/templates/fire/4.1_fire_test_hiring.docx
@@ -42,7 +42,7 @@
     <w:p>
       <w:pPr>
         <w:pStyle w:val="Normal"/>
-        <w:keepNext w:val="true"/>
+        <w:keepNext w:val="false"/>
         <w:pageBreakBefore w:val="false"/>
         <w:widowControl/>
         <w:bidi w:val="0"/>
@@ -79,7 +79,7 @@
     <w:p>
       <w:pPr>
         <w:pStyle w:val="Normal"/>
-        <w:keepNext w:val="false"/>
+        <w:keepNext w:val="true"/>
         <w:pageBreakBefore w:val="false"/>
         <w:widowControl/>
         <w:bidi w:val="0"/>
@@ -131,7 +131,7 @@
     <w:p>
       <w:pPr>
         <w:pStyle w:val="Normal"/>
-        <w:keepNext w:val="false"/>
+        <w:keepNext w:val="true"/>
         <w:pageBreakBefore w:val="false"/>
         <w:widowControl/>
         <w:bidi w:val="0"/>
@@ -272,7 +272,7 @@
     <w:p>
       <w:pPr>
         <w:pStyle w:val="Normal"/>
-        <w:keepNext w:val="false"/>
+        <w:keepNext w:val="true"/>
         <w:pageBreakBefore w:val="false"/>
         <w:widowControl/>
         <w:bidi w:val="0"/>
@@ -324,7 +324,7 @@
     <w:p>
       <w:pPr>
         <w:pStyle w:val="Normal"/>
-        <w:keepNext w:val="false"/>
+        <w:keepNext w:val="true"/>
         <w:pageBreakBefore w:val="false"/>
         <w:widowControl/>
         <w:bidi w:val="0"/>
@@ -465,7 +465,7 @@
     <w:p>
       <w:pPr>
         <w:pStyle w:val="Normal"/>
-        <w:keepNext w:val="false"/>
+        <w:keepNext w:val="true"/>
         <w:pageBreakBefore w:val="false"/>
         <w:widowControl/>
         <w:bidi w:val="0"/>
@@ -517,7 +517,7 @@
     <w:p>
       <w:pPr>
         <w:pStyle w:val="Normal"/>
-        <w:keepNext w:val="false"/>
+        <w:keepNext w:val="true"/>
         <w:pageBreakBefore w:val="false"/>
         <w:widowControl/>
         <w:bidi w:val="0"/>
@@ -658,7 +658,7 @@
     <w:p>
       <w:pPr>
         <w:pStyle w:val="Normal"/>
-        <w:keepNext w:val="false"/>
+        <w:keepNext w:val="true"/>
         <w:pageBreakBefore w:val="false"/>
         <w:widowControl/>
         <w:bidi w:val="0"/>
@@ -710,7 +710,7 @@
     <w:p>
       <w:pPr>
         <w:pStyle w:val="Normal"/>
-        <w:keepNext w:val="false"/>
+        <w:keepNext w:val="true"/>
         <w:pageBreakBefore w:val="false"/>
         <w:widowControl/>
         <w:bidi w:val="0"/>
@@ -851,7 +851,7 @@
     <w:p>
       <w:pPr>
         <w:pStyle w:val="Normal"/>
-        <w:keepNext w:val="false"/>
+        <w:keepNext w:val="true"/>
         <w:pageBreakBefore w:val="false"/>
         <w:widowControl/>
         <w:bidi w:val="0"/>
@@ -903,7 +903,7 @@
     <w:p>
       <w:pPr>
         <w:pStyle w:val="Normal"/>
-        <w:keepNext w:val="false"/>
+        <w:keepNext w:val="true"/>
         <w:pageBreakBefore w:val="false"/>
         <w:widowControl/>
         <w:bidi w:val="0"/>
@@ -1044,7 +1044,7 @@
     <w:p>
       <w:pPr>
         <w:pStyle w:val="Normal"/>
-        <w:keepNext w:val="false"/>
+        <w:keepNext w:val="true"/>
         <w:pageBreakBefore w:val="false"/>
         <w:widowControl/>
         <w:bidi w:val="0"/>
@@ -1096,7 +1096,7 @@
     <w:p>
       <w:pPr>
         <w:pStyle w:val="Normal"/>
-        <w:keepNext w:val="false"/>
+        <w:keepNext w:val="true"/>
         <w:pageBreakBefore w:val="false"/>
         <w:widowControl/>
         <w:bidi w:val="0"/>
@@ -1237,7 +1237,7 @@
     <w:p>
       <w:pPr>
         <w:pStyle w:val="Normal"/>
-        <w:keepNext w:val="false"/>
+        <w:keepNext w:val="true"/>
         <w:pageBreakBefore w:val="false"/>
         <w:widowControl/>
         <w:bidi w:val="0"/>
@@ -1289,7 +1289,7 @@
     <w:p>
       <w:pPr>
         <w:pStyle w:val="Normal"/>
-        <w:keepNext w:val="false"/>
+        <w:keepNext w:val="true"/>
         <w:pageBreakBefore w:val="false"/>
         <w:widowControl/>
         <w:bidi w:val="0"/>
@@ -1430,7 +1430,7 @@
     <w:p>
       <w:pPr>
         <w:pStyle w:val="Normal"/>
-        <w:keepNext w:val="false"/>
+        <w:keepNext w:val="true"/>
         <w:pageBreakBefore w:val="false"/>
         <w:widowControl/>
         <w:bidi w:val="0"/>
@@ -1482,7 +1482,7 @@
     <w:p>
       <w:pPr>
         <w:pStyle w:val="Normal"/>
-        <w:keepNext w:val="false"/>
+        <w:keepNext w:val="true"/>
         <w:pageBreakBefore w:val="false"/>
         <w:widowControl/>
         <w:bidi w:val="0"/>
@@ -1623,7 +1623,7 @@
     <w:p>
       <w:pPr>
         <w:pStyle w:val="Normal"/>
-        <w:keepNext w:val="false"/>
+        <w:keepNext w:val="true"/>
         <w:pageBreakBefore w:val="false"/>
         <w:widowControl/>
         <w:bidi w:val="0"/>
@@ -1675,7 +1675,7 @@
     <w:p>
       <w:pPr>
         <w:pStyle w:val="Normal"/>
-        <w:keepNext w:val="false"/>
+        <w:keepNext w:val="true"/>
         <w:pageBreakBefore w:val="false"/>
         <w:widowControl/>
         <w:bidi w:val="0"/>
@@ -1816,7 +1816,7 @@
     <w:p>
       <w:pPr>
         <w:pStyle w:val="Normal"/>
-        <w:keepNext w:val="false"/>
+        <w:keepNext w:val="true"/>
         <w:pageBreakBefore w:val="false"/>
         <w:widowControl/>
         <w:bidi w:val="0"/>
@@ -1868,7 +1868,7 @@
     <w:p>
       <w:pPr>
         <w:pStyle w:val="Normal"/>
-        <w:keepNext w:val="false"/>
+        <w:keepNext w:val="true"/>
         <w:pageBreakBefore w:val="false"/>
         <w:widowControl/>
         <w:bidi w:val="0"/>
@@ -2009,7 +2009,7 @@
     <w:p>
       <w:pPr>
         <w:pStyle w:val="Normal"/>
-        <w:keepNext w:val="false"/>
+        <w:keepNext w:val="true"/>
         <w:pageBreakBefore w:val="false"/>
         <w:widowControl/>
         <w:bidi w:val="0"/>
@@ -2061,7 +2061,7 @@
     <w:p>
       <w:pPr>
         <w:pStyle w:val="Normal"/>
-        <w:keepNext w:val="false"/>
+        <w:keepNext w:val="true"/>
         <w:pageBreakBefore w:val="false"/>
         <w:widowControl/>
         <w:bidi w:val="0"/>
@@ -2202,7 +2202,7 @@
     <w:p>
       <w:pPr>
         <w:pStyle w:val="Normal"/>
-        <w:keepNext w:val="false"/>
+        <w:keepNext w:val="true"/>
         <w:pageBreakBefore w:val="false"/>
         <w:widowControl/>
         <w:bidi w:val="0"/>
@@ -4227,7 +4227,7 @@
     <w:p>
       <w:pPr>
         <w:pStyle w:val="Normal"/>
-        <w:keepNext w:val="true"/>
+        <w:keepNext w:val="false"/>
         <w:pageBreakBefore w:val="false"/>
         <w:widowControl/>
         <w:bidi w:val="0"/>
@@ -4264,7 +4264,7 @@
     <w:p>
       <w:pPr>
         <w:pStyle w:val="Normal"/>
-        <w:keepNext w:val="false"/>
+        <w:keepNext w:val="true"/>
         <w:pageBreakBefore w:val="false"/>
         <w:widowControl/>
         <w:bidi w:val="0"/>
@@ -4316,7 +4316,7 @@
     <w:p>
       <w:pPr>
         <w:pStyle w:val="Normal"/>
-        <w:keepNext w:val="false"/>
+        <w:keepNext w:val="true"/>
         <w:pageBreakBefore w:val="false"/>
         <w:widowControl/>
         <w:bidi w:val="0"/>
@@ -4457,7 +4457,7 @@
     <w:p>
       <w:pPr>
         <w:pStyle w:val="Normal"/>
-        <w:keepNext w:val="false"/>
+        <w:keepNext w:val="true"/>
         <w:pageBreakBefore w:val="false"/>
         <w:widowControl/>
         <w:bidi w:val="0"/>
@@ -4509,7 +4509,7 @@
     <w:p>
       <w:pPr>
         <w:pStyle w:val="Normal"/>
-        <w:keepNext w:val="false"/>
+        <w:keepNext w:val="true"/>
         <w:pageBreakBefore w:val="false"/>
         <w:widowControl/>
         <w:bidi w:val="0"/>
@@ -4650,7 +4650,7 @@
     <w:p>
       <w:pPr>
         <w:pStyle w:val="Normal"/>
-        <w:keepNext w:val="false"/>
+        <w:keepNext w:val="true"/>
         <w:pageBreakBefore w:val="false"/>
         <w:widowControl/>
         <w:bidi w:val="0"/>
@@ -4702,7 +4702,7 @@
     <w:p>
       <w:pPr>
         <w:pStyle w:val="Normal"/>
-        <w:keepNext w:val="false"/>
+        <w:keepNext w:val="true"/>
         <w:pageBreakBefore w:val="false"/>
         <w:widowControl/>
         <w:bidi w:val="0"/>
@@ -4843,7 +4843,7 @@
     <w:p>
       <w:pPr>
         <w:pStyle w:val="Normal"/>
-        <w:keepNext w:val="false"/>
+        <w:keepNext w:val="true"/>
         <w:pageBreakBefore w:val="false"/>
         <w:widowControl/>
         <w:bidi w:val="0"/>
@@ -4895,7 +4895,7 @@
     <w:p>
       <w:pPr>
         <w:pStyle w:val="Normal"/>
-        <w:keepNext w:val="false"/>
+        <w:keepNext w:val="true"/>
         <w:pageBreakBefore w:val="false"/>
         <w:widowControl/>
         <w:bidi w:val="0"/>
@@ -5036,7 +5036,7 @@
     <w:p>
       <w:pPr>
         <w:pStyle w:val="Normal"/>
-        <w:keepNext w:val="false"/>
+        <w:keepNext w:val="true"/>
         <w:pageBreakBefore w:val="false"/>
         <w:widowControl/>
         <w:bidi w:val="0"/>
@@ -5088,7 +5088,7 @@
     <w:p>
       <w:pPr>
         <w:pStyle w:val="Normal"/>
-        <w:keepNext w:val="false"/>
+        <w:keepNext w:val="true"/>
         <w:pageBreakBefore w:val="false"/>
         <w:widowControl/>
         <w:bidi w:val="0"/>
@@ -5229,7 +5229,7 @@
     <w:p>
       <w:pPr>
         <w:pStyle w:val="Normal"/>
-        <w:keepNext w:val="false"/>
+        <w:keepNext w:val="true"/>
         <w:pageBreakBefore w:val="false"/>
         <w:widowControl/>
         <w:bidi w:val="0"/>
@@ -5281,7 +5281,7 @@
     <w:p>
       <w:pPr>
         <w:pStyle w:val="Normal"/>
-        <w:keepNext w:val="false"/>
+        <w:keepNext w:val="true"/>
         <w:pageBreakBefore w:val="false"/>
         <w:widowControl/>
         <w:bidi w:val="0"/>
@@ -5422,7 +5422,7 @@
     <w:p>
       <w:pPr>
         <w:pStyle w:val="Normal"/>
-        <w:keepNext w:val="false"/>
+        <w:keepNext w:val="true"/>
         <w:pageBreakBefore w:val="false"/>
         <w:widowControl/>
         <w:bidi w:val="0"/>
@@ -5474,7 +5474,7 @@
     <w:p>
       <w:pPr>
         <w:pStyle w:val="Normal"/>
-        <w:keepNext w:val="false"/>
+        <w:keepNext w:val="true"/>
         <w:pageBreakBefore w:val="false"/>
         <w:widowControl/>
         <w:bidi w:val="0"/>
@@ -5615,7 +5615,7 @@
     <w:p>
       <w:pPr>
         <w:pStyle w:val="Normal"/>
-        <w:keepNext w:val="false"/>
+        <w:keepNext w:val="true"/>
         <w:pageBreakBefore w:val="false"/>
         <w:widowControl/>
         <w:bidi w:val="0"/>
@@ -5667,7 +5667,7 @@
     <w:p>
       <w:pPr>
         <w:pStyle w:val="Normal"/>
-        <w:keepNext w:val="false"/>
+        <w:keepNext w:val="true"/>
         <w:pageBreakBefore w:val="false"/>
         <w:widowControl/>
         <w:bidi w:val="0"/>
@@ -5808,7 +5808,7 @@
     <w:p>
       <w:pPr>
         <w:pStyle w:val="Normal"/>
-        <w:keepNext w:val="false"/>
+        <w:keepNext w:val="true"/>
         <w:pageBreakBefore w:val="false"/>
         <w:widowControl/>
         <w:bidi w:val="0"/>
@@ -5860,7 +5860,7 @@
     <w:p>
       <w:pPr>
         <w:pStyle w:val="Normal"/>
-        <w:keepNext w:val="false"/>
+        <w:keepNext w:val="true"/>
         <w:pageBreakBefore w:val="false"/>
         <w:widowControl/>
         <w:bidi w:val="0"/>
@@ -6001,7 +6001,7 @@
     <w:p>
       <w:pPr>
         <w:pStyle w:val="Normal"/>
-        <w:keepNext w:val="false"/>
+        <w:keepNext w:val="true"/>
         <w:pageBreakBefore w:val="false"/>
         <w:widowControl/>
         <w:bidi w:val="0"/>
@@ -6053,7 +6053,7 @@
     <w:p>
       <w:pPr>
         <w:pStyle w:val="Normal"/>
-        <w:keepNext w:val="false"/>
+        <w:keepNext w:val="true"/>
         <w:pageBreakBefore w:val="false"/>
         <w:widowControl/>
         <w:bidi w:val="0"/>
@@ -6194,7 +6194,7 @@
     <w:p>
       <w:pPr>
         <w:pStyle w:val="Normal"/>
-        <w:keepNext w:val="false"/>
+        <w:keepNext w:val="true"/>
         <w:pageBreakBefore w:val="false"/>
         <w:widowControl/>
         <w:bidi w:val="0"/>
@@ -6246,7 +6246,7 @@
     <w:p>
       <w:pPr>
         <w:pStyle w:val="Normal"/>
-        <w:keepNext w:val="false"/>
+        <w:keepNext w:val="true"/>
         <w:pageBreakBefore w:val="false"/>
         <w:widowControl/>
         <w:bidi w:val="0"/>
@@ -6387,7 +6387,7 @@
     <w:p>
       <w:pPr>
         <w:pStyle w:val="Normal"/>
-        <w:keepNext w:val="false"/>
+        <w:keepNext w:val="true"/>
         <w:pageBreakBefore w:val="false"/>
         <w:widowControl/>
         <w:bidi w:val="0"/>

--- a/packages/document-engine/templates/fire/4.1_fire_test_hiring.docx
+++ b/packages/document-engine/templates/fire/4.1_fire_test_hiring.docx
@@ -2258,7 +2258,7 @@
         <w:pageBreakBefore w:val="false"/>
         <w:widowControl/>
         <w:bidi w:val="0"/>
-        <w:spacing w:before="0" w:after="120"/>
+        <w:spacing w:before="0" w:after="240"/>
         <w:ind w:hanging="360" w:left="720"/>
         <w:jc w:val="left"/>
         <w:rPr>

--- a/packages/document-engine/templates/fire/4.1_fire_test_hiring.docx
+++ b/packages/document-engine/templates/fire/4.1_fire_test_hiring.docx
@@ -42,7 +42,7 @@
     <w:p>
       <w:pPr>
         <w:pStyle w:val="Normal"/>
-        <w:keepNext w:val="false"/>
+        <w:keepNext w:val="true"/>
         <w:pageBreakBefore w:val="false"/>
         <w:widowControl/>
         <w:bidi w:val="0"/>
@@ -4227,7 +4227,7 @@
     <w:p>
       <w:pPr>
         <w:pStyle w:val="Normal"/>
-        <w:keepNext w:val="false"/>
+        <w:keepNext w:val="true"/>
         <w:pageBreakBefore w:val="false"/>
         <w:widowControl/>
         <w:bidi w:val="0"/>

--- a/packages/document-engine/templates/fire/4.1_fire_test_hiring.docx
+++ b/packages/document-engine/templates/fire/4.1_fire_test_hiring.docx
@@ -36,7 +36,7 @@
           <w:szCs w:val="20"/>
           <w:lang w:val="ro-RO"/>
         </w:rPr>
-        <w:t>TESTARE DE VERIFICARE A CUNOȘTINȚELOR PRIVIND SITUAȚIILE DE URGENȚĂ (ANGAJARE)</w:t>
+        <w:t>TEST DE VERIFICARE A CUNOȘTINȚELOR PRIVIND SITUAȚIILE DE URGENȚĂ (ANGAJARE)</w:t>
       </w:r>
     </w:p>
     <w:p>
@@ -73,7 +73,7 @@
           <w:szCs w:val="20"/>
           <w:lang w:val="ro-RO"/>
         </w:rPr>
-        <w:t>1. Care este legea care reglementează apărarea împotriva incendiilor?</w:t>
+        <w:t>1. Ce lege reglementează apărarea împotriva incendiilor?</w:t>
       </w:r>
     </w:p>
     <w:p>
@@ -177,7 +177,7 @@
           <w:lang w:val="ro-RO"/>
         </w:rPr>
         <w:tab/>
-        <w:t>Ordinul ministrului de Interne nr. 712/2005;</w:t>
+        <w:t>Ordinul ministrului administrației și internelor nr. 712/2005;</w:t>
       </w:r>
     </w:p>
     <w:p>
@@ -266,7 +266,7 @@
           <w:szCs w:val="20"/>
           <w:lang w:val="ro-RO"/>
         </w:rPr>
-        <w:t>2. Cum se stabilesc locurile pentru fumat?</w:t>
+        <w:t>2. Cum se marchează locurile pentru fumat?</w:t>
       </w:r>
     </w:p>
     <w:p>
@@ -318,7 +318,7 @@
           <w:lang w:val="ro-RO"/>
         </w:rPr>
         <w:tab/>
-        <w:t>scrumiere;</w:t>
+        <w:t>cu scrumiere;</w:t>
       </w:r>
     </w:p>
     <w:p>
@@ -370,7 +370,7 @@
           <w:lang w:val="ro-RO"/>
         </w:rPr>
         <w:tab/>
-        <w:t>semnalizare cu indicarea „LOC PENTRU FUMAT”;</w:t>
+        <w:t>prin indicatoare „LOC PENTRU FUMAT”;</w:t>
       </w:r>
     </w:p>
     <w:p>
@@ -422,7 +422,7 @@
           <w:lang w:val="ro-RO"/>
         </w:rPr>
         <w:tab/>
-        <w:t>vase cu nisip.</w:t>
+        <w:t>cu vase cu nisip.</w:t>
       </w:r>
     </w:p>
     <w:p>
@@ -459,7 +459,7 @@
           <w:szCs w:val="20"/>
           <w:lang w:val="ro-RO"/>
         </w:rPr>
-        <w:t>3. Căile de evacuare a persoanelor în caz de incendiu se marchează (prevăd) cu:</w:t>
+        <w:t>3. Căile de evacuare a persoanelor în caz de incendiu se marchează cu:</w:t>
       </w:r>
     </w:p>
     <w:p>
@@ -845,7 +845,7 @@
           <w:szCs w:val="20"/>
           <w:lang w:val="ro-RO"/>
         </w:rPr>
-        <w:t>5. Care este durata instructajului introductiv general și la locul de muncă?</w:t>
+        <w:t>5. Care este durata instructajului introductiv general și a instructajului la locul de muncă?</w:t>
       </w:r>
     </w:p>
     <w:p>
@@ -1038,7 +1038,7 @@
           <w:szCs w:val="20"/>
           <w:lang w:val="ro-RO"/>
         </w:rPr>
-        <w:t>6. În faza incipientă a unui incendiu se folosesc stingătoarele din dotare. Care este prima operațiune pentru folosirea stingătoarelor din dotare?</w:t>
+        <w:t>6. În faza incipientă a unui incendiu se folosesc stingătoarele din dotare. Care este prima operațiune la folosirea unui stingător?</w:t>
       </w:r>
     </w:p>
     <w:p>
@@ -1335,7 +1335,7 @@
           <w:lang w:val="ro-RO"/>
         </w:rPr>
         <w:tab/>
-        <w:t>alarma de incendiu;</w:t>
+        <w:t>prin alarma de incendiu;</w:t>
       </w:r>
     </w:p>
     <w:p>
@@ -1721,7 +1721,7 @@
           <w:lang w:val="ro-RO"/>
         </w:rPr>
         <w:tab/>
-        <w:t>inopinat, de către administrator/conducător, autoritățile de control sau de alți factori de decizie;</w:t>
+        <w:t>inopinat, de către administrator/conducător, de autoritățile de control sau de alți factori de decizie;</w:t>
       </w:r>
     </w:p>
     <w:p>
@@ -1810,7 +1810,7 @@
           <w:szCs w:val="20"/>
           <w:lang w:val="ro-RO"/>
         </w:rPr>
-        <w:t>10. Pentru clădiri civile cu funcțiuni mixte (comerț, birouri, reuniuni), numărul minim de stingătoare/suprafața desfășurată este:</w:t>
+        <w:t>10. Pentru clădirile civile cu funcțiuni mixte (comerț, birouri, reuniuni), numărul minim de stingătoare raportat la suprafața desfășurată este:</w:t>
       </w:r>
     </w:p>
     <w:p>
@@ -1862,7 +1862,7 @@
           <w:lang w:val="ro-RO"/>
         </w:rPr>
         <w:tab/>
-        <w:t>1 buc./300 mp;</w:t>
+        <w:t>1 buc./300 m²;</w:t>
       </w:r>
     </w:p>
     <w:p>
@@ -1914,7 +1914,7 @@
           <w:lang w:val="ro-RO"/>
         </w:rPr>
         <w:tab/>
-        <w:t>2 buc./300 mp;</w:t>
+        <w:t>2 buc./300 m²;</w:t>
       </w:r>
     </w:p>
     <w:p>
@@ -1966,7 +1966,7 @@
           <w:lang w:val="ro-RO"/>
         </w:rPr>
         <w:tab/>
-        <w:t>3 buc./300 mp.</w:t>
+        <w:t>3 buc./300 m².</w:t>
       </w:r>
     </w:p>
     <w:p>
@@ -2196,7 +2196,7 @@
           <w:szCs w:val="20"/>
           <w:lang w:val="ro-RO"/>
         </w:rPr>
-        <w:t>12. În caz de incendiu, este interzisă la evacuare utilizarea lifturilor:</w:t>
+        <w:t>12. În caz de incendiu, este interzisă utilizarea lifturilor la evacuare?</w:t>
       </w:r>
     </w:p>
     <w:p>
@@ -2943,7 +2943,7 @@
                 <w:szCs w:val="20"/>
                 <w:lang w:val="ro-RO"/>
               </w:rPr>
-              <w:t>Răspunsul acordat</w:t>
+              <w:t>Răspunsul dat</w:t>
             </w:r>
           </w:p>
         </w:tc>
@@ -4221,7 +4221,7 @@
           <w:szCs w:val="20"/>
           <w:lang w:val="ro-RO"/>
         </w:rPr>
-        <w:t>TESTARE DE VERIFICARE A CUNOȘTINȚELOR PRIVIND SITUAȚIILE DE URGENȚĂ (ANGAJARE)</w:t>
+        <w:t>TEST DE VERIFICARE A CUNOȘTINȚELOR PRIVIND SITUAȚIILE DE URGENȚĂ (ANGAJARE)</w:t>
       </w:r>
     </w:p>
     <w:p>
@@ -4258,7 +4258,7 @@
           <w:szCs w:val="20"/>
           <w:lang w:val="ro-RO"/>
         </w:rPr>
-        <w:t>1. Care este legea care reglementează apărarea împotriva incendiilor?</w:t>
+        <w:t>1. Ce lege reglementează apărarea împotriva incendiilor?</w:t>
       </w:r>
     </w:p>
     <w:p>
@@ -4362,7 +4362,7 @@
           <w:lang w:val="ro-RO"/>
         </w:rPr>
         <w:tab/>
-        <w:t>Ordinul ministrului de Interne nr. 712/2005;</w:t>
+        <w:t>Ordinul ministrului administrației și internelor nr. 712/2005;</w:t>
       </w:r>
     </w:p>
     <w:p>
@@ -4451,7 +4451,7 @@
           <w:szCs w:val="20"/>
           <w:lang w:val="ro-RO"/>
         </w:rPr>
-        <w:t>2. Cum se stabilesc locurile pentru fumat?</w:t>
+        <w:t>2. Cum se marchează locurile pentru fumat?</w:t>
       </w:r>
     </w:p>
     <w:p>
@@ -4503,7 +4503,7 @@
           <w:lang w:val="ro-RO"/>
         </w:rPr>
         <w:tab/>
-        <w:t>scrumiere;</w:t>
+        <w:t>cu scrumiere;</w:t>
       </w:r>
     </w:p>
     <w:p>
@@ -4555,7 +4555,7 @@
           <w:lang w:val="ro-RO"/>
         </w:rPr>
         <w:tab/>
-        <w:t>semnalizare cu indicarea „LOC PENTRU FUMAT”;</w:t>
+        <w:t>prin indicatoare „LOC PENTRU FUMAT”;</w:t>
       </w:r>
     </w:p>
     <w:p>
@@ -4607,7 +4607,7 @@
           <w:lang w:val="ro-RO"/>
         </w:rPr>
         <w:tab/>
-        <w:t>vase cu nisip.</w:t>
+        <w:t>cu vase cu nisip.</w:t>
       </w:r>
     </w:p>
     <w:p>
@@ -4644,7 +4644,7 @@
           <w:szCs w:val="20"/>
           <w:lang w:val="ro-RO"/>
         </w:rPr>
-        <w:t>3. Căile de evacuare a persoanelor în caz de incendiu se marchează (prevăd) cu:</w:t>
+        <w:t>3. Căile de evacuare a persoanelor în caz de incendiu se marchează cu:</w:t>
       </w:r>
     </w:p>
     <w:p>
@@ -5030,7 +5030,7 @@
           <w:szCs w:val="20"/>
           <w:lang w:val="ro-RO"/>
         </w:rPr>
-        <w:t>5. Care este durata instructajului introductiv general și la locul de muncă?</w:t>
+        <w:t>5. Care este durata instructajului introductiv general și a instructajului la locul de muncă?</w:t>
       </w:r>
     </w:p>
     <w:p>
@@ -5223,7 +5223,7 @@
           <w:szCs w:val="20"/>
           <w:lang w:val="ro-RO"/>
         </w:rPr>
-        <w:t>6. În faza incipientă a unui incendiu se folosesc stingătoarele din dotare. Care este prima operațiune pentru folosirea stingătoarelor din dotare?</w:t>
+        <w:t>6. În faza incipientă a unui incendiu se folosesc stingătoarele din dotare. Care este prima operațiune la folosirea unui stingător?</w:t>
       </w:r>
     </w:p>
     <w:p>
@@ -5520,7 +5520,7 @@
           <w:lang w:val="ro-RO"/>
         </w:rPr>
         <w:tab/>
-        <w:t>alarma de incendiu;</w:t>
+        <w:t>prin alarma de incendiu;</w:t>
       </w:r>
     </w:p>
     <w:p>
@@ -5906,7 +5906,7 @@
           <w:lang w:val="ro-RO"/>
         </w:rPr>
         <w:tab/>
-        <w:t>inopinat, de către administrator/conducător, autoritățile de control sau de alți factori de decizie;</w:t>
+        <w:t>inopinat, de către administrator/conducător, de autoritățile de control sau de alți factori de decizie;</w:t>
       </w:r>
     </w:p>
     <w:p>
@@ -5995,7 +5995,7 @@
           <w:szCs w:val="20"/>
           <w:lang w:val="ro-RO"/>
         </w:rPr>
-        <w:t>10. Pentru clădiri civile cu funcțiuni mixte (comerț, birouri, reuniuni), numărul minim de stingătoare/suprafața desfășurată este:</w:t>
+        <w:t>10. Pentru clădirile civile cu funcțiuni mixte (comerț, birouri, reuniuni), numărul minim de stingătoare raportat la suprafața desfășurată este:</w:t>
       </w:r>
     </w:p>
     <w:p>
@@ -6047,7 +6047,7 @@
           <w:lang w:val="ro-RO"/>
         </w:rPr>
         <w:tab/>
-        <w:t>1 buc./300 mp;</w:t>
+        <w:t>1 buc./300 m²;</w:t>
       </w:r>
     </w:p>
     <w:p>
@@ -6099,7 +6099,7 @@
           <w:lang w:val="ro-RO"/>
         </w:rPr>
         <w:tab/>
-        <w:t>2 buc./300 mp;</w:t>
+        <w:t>2 buc./300 m²;</w:t>
       </w:r>
     </w:p>
     <w:p>
@@ -6151,7 +6151,7 @@
           <w:lang w:val="ro-RO"/>
         </w:rPr>
         <w:tab/>
-        <w:t>3 buc./300 mp.</w:t>
+        <w:t>3 buc./300 m².</w:t>
       </w:r>
     </w:p>
     <w:p>
@@ -6381,7 +6381,7 @@
           <w:szCs w:val="20"/>
           <w:lang w:val="ro-RO"/>
         </w:rPr>
-        <w:t>12. În caz de incendiu, este interzisă la evacuare utilizarea lifturilor:</w:t>
+        <w:t>12. În caz de incendiu, este interzisă utilizarea lifturilor la evacuare?</w:t>
       </w:r>
     </w:p>
     <w:p>
@@ -6522,7 +6522,7 @@
           <w:szCs w:val="20"/>
           <w:lang w:val="ro-RO"/>
         </w:rPr>
-        <w:t>SPECIMEN CU RĂSPUNSURILE CORECTE</w:t>
+        <w:t>RĂSPUNSURILE CORECTE</w:t>
       </w:r>
     </w:p>
     <w:tbl>
@@ -6741,7 +6741,7 @@
                 <w:szCs w:val="20"/>
                 <w:lang w:val="ro-RO"/>
               </w:rPr>
-              <w:t>A</w:t>
+              <w:t>a</w:t>
             </w:r>
           </w:p>
         </w:tc>
@@ -6845,7 +6845,7 @@
                 <w:szCs w:val="20"/>
                 <w:lang w:val="ro-RO"/>
               </w:rPr>
-              <w:t>B</w:t>
+              <w:t>b</w:t>
             </w:r>
           </w:p>
         </w:tc>
@@ -6949,7 +6949,7 @@
                 <w:szCs w:val="20"/>
                 <w:lang w:val="ro-RO"/>
               </w:rPr>
-              <w:t>C</w:t>
+              <w:t>c</w:t>
             </w:r>
           </w:p>
         </w:tc>
@@ -7053,7 +7053,7 @@
                 <w:szCs w:val="20"/>
                 <w:lang w:val="ro-RO"/>
               </w:rPr>
-              <w:t>C</w:t>
+              <w:t>c</w:t>
             </w:r>
           </w:p>
         </w:tc>
@@ -7157,7 +7157,7 @@
                 <w:szCs w:val="20"/>
                 <w:lang w:val="ro-RO"/>
               </w:rPr>
-              <w:t>C</w:t>
+              <w:t>c</w:t>
             </w:r>
           </w:p>
         </w:tc>
@@ -7261,7 +7261,7 @@
                 <w:szCs w:val="20"/>
                 <w:lang w:val="ro-RO"/>
               </w:rPr>
-              <w:t>C</w:t>
+              <w:t>c</w:t>
             </w:r>
           </w:p>
         </w:tc>
@@ -7365,7 +7365,7 @@
                 <w:szCs w:val="20"/>
                 <w:lang w:val="ro-RO"/>
               </w:rPr>
-              <w:t>A</w:t>
+              <w:t>a</w:t>
             </w:r>
           </w:p>
         </w:tc>
@@ -7469,7 +7469,7 @@
                 <w:szCs w:val="20"/>
                 <w:lang w:val="ro-RO"/>
               </w:rPr>
-              <w:t>ABC</w:t>
+              <w:t>a, b, c</w:t>
             </w:r>
           </w:p>
         </w:tc>
@@ -7573,7 +7573,7 @@
                 <w:szCs w:val="20"/>
                 <w:lang w:val="ro-RO"/>
               </w:rPr>
-              <w:t>ABC</w:t>
+              <w:t>a, b, c</w:t>
             </w:r>
           </w:p>
         </w:tc>
@@ -7677,7 +7677,7 @@
                 <w:szCs w:val="20"/>
                 <w:lang w:val="ro-RO"/>
               </w:rPr>
-              <w:t>A</w:t>
+              <w:t>a</w:t>
             </w:r>
           </w:p>
         </w:tc>
@@ -7781,7 +7781,7 @@
                 <w:szCs w:val="20"/>
                 <w:lang w:val="ro-RO"/>
               </w:rPr>
-              <w:t>ABC</w:t>
+              <w:t>a, b, c</w:t>
             </w:r>
           </w:p>
         </w:tc>
@@ -7885,7 +7885,7 @@
                 <w:szCs w:val="20"/>
                 <w:lang w:val="ro-RO"/>
               </w:rPr>
-              <w:t>A</w:t>
+              <w:t>a</w:t>
             </w:r>
           </w:p>
         </w:tc>

--- a/packages/document-engine/templates/fire/4.1_fire_test_hiring.docx
+++ b/packages/document-engine/templates/fire/4.1_fire_test_hiring.docx
@@ -37,6 +37,43 @@
           <w:lang w:val="ro-RO"/>
         </w:rPr>
         <w:t>TEST DE VERIFICARE A CUNOȘTINȚELOR PRIVIND SITUAȚIILE DE URGENȚĂ (ANGAJARE)</w:t>
+      </w:r>
+    </w:p>
+    <w:p>
+      <w:pPr>
+        <w:pStyle w:val="Normal"/>
+        <w:keepNext w:val="true"/>
+        <w:pageBreakBefore w:val="false"/>
+        <w:widowControl/>
+        <w:bidi w:val="0"/>
+        <w:spacing w:before="0" w:after="0"/>
+        <w:ind w:hanging="0" w:left="0"/>
+        <w:jc w:val="center"/>
+        <w:rPr>
+          <w:rFonts w:ascii="Arial" w:hAnsi="Arial" w:eastAsia="Arial" w:cs="Arial"/>
+          <w:b w:val="false"/>
+          <w:i/>
+          <w:color w:val="auto"/>
+          <w:spacing w:val="0"/>
+          <w:w w:val="100"/>
+          <w:sz w:val="20"/>
+          <w:szCs w:val="20"/>
+          <w:lang w:val="ro-RO"/>
+        </w:rPr>
+      </w:pPr>
+      <w:r>
+        <w:rPr>
+          <w:rFonts w:eastAsia="Arial" w:cs="Arial" w:ascii="Arial" w:hAnsi="Arial"/>
+          <w:b w:val="false"/>
+          <w:i/>
+          <w:color w:val="auto"/>
+          <w:spacing w:val="0"/>
+          <w:w w:val="100"/>
+          <w:sz w:val="20"/>
+          <w:szCs w:val="20"/>
+          <w:lang w:val="ro-RO"/>
+        </w:rPr>
+        <w:t>La fiecare întrebare pot fi corecte unul sau mai multe răspunsuri.</w:t>
       </w:r>
     </w:p>
     <w:p>
@@ -4222,6 +4259,43 @@
           <w:lang w:val="ro-RO"/>
         </w:rPr>
         <w:t>TEST DE VERIFICARE A CUNOȘTINȚELOR PRIVIND SITUAȚIILE DE URGENȚĂ (ANGAJARE)</w:t>
+      </w:r>
+    </w:p>
+    <w:p>
+      <w:pPr>
+        <w:pStyle w:val="Normal"/>
+        <w:keepNext w:val="true"/>
+        <w:pageBreakBefore w:val="false"/>
+        <w:widowControl/>
+        <w:bidi w:val="0"/>
+        <w:spacing w:before="0" w:after="0"/>
+        <w:ind w:hanging="0" w:left="0"/>
+        <w:jc w:val="center"/>
+        <w:rPr>
+          <w:rFonts w:ascii="Arial" w:hAnsi="Arial" w:eastAsia="Arial" w:cs="Arial"/>
+          <w:b w:val="false"/>
+          <w:i/>
+          <w:color w:val="auto"/>
+          <w:spacing w:val="0"/>
+          <w:w w:val="100"/>
+          <w:sz w:val="20"/>
+          <w:szCs w:val="20"/>
+          <w:lang w:val="ro-RO"/>
+        </w:rPr>
+      </w:pPr>
+      <w:r>
+        <w:rPr>
+          <w:rFonts w:eastAsia="Arial" w:cs="Arial" w:ascii="Arial" w:hAnsi="Arial"/>
+          <w:b w:val="false"/>
+          <w:i/>
+          <w:color w:val="auto"/>
+          <w:spacing w:val="0"/>
+          <w:w w:val="100"/>
+          <w:sz w:val="20"/>
+          <w:szCs w:val="20"/>
+          <w:lang w:val="ro-RO"/>
+        </w:rPr>
+        <w:t>La fiecare întrebare pot fi corecte unul sau mai multe răspunsuri.</w:t>
       </w:r>
     </w:p>
     <w:p>

--- a/packages/document-engine/templates/fire/4.1_fire_test_hiring.docx
+++ b/packages/document-engine/templates/fire/4.1_fire_test_hiring.docx
@@ -162,7 +162,7 @@
           <w:lang w:val="ro-RO"/>
         </w:rPr>
         <w:tab/>
-        <w:t>Legea 307/2006 – Legea apărării împotriva incendiilor;</w:t>
+        <w:t xml:space="preserve">Legea 307/2006 privind apărarea împotriva incendiilor;</w:t>
       </w:r>
     </w:p>
     <w:p>
@@ -266,7 +266,7 @@
           <w:lang w:val="ro-RO"/>
         </w:rPr>
         <w:tab/>
-        <w:t>Legea 481/2004 – Legea protecției civile.</w:t>
+        <w:t xml:space="preserve">Legea 481/2004 privind protecția civilă.</w:t>
       </w:r>
     </w:p>
     <w:p>
@@ -882,7 +882,7 @@
           <w:szCs w:val="20"/>
           <w:lang w:val="ro-RO"/>
         </w:rPr>
-        <w:t>5. Care este durata instructajului introductiv general și a instructajului la locul de muncă?</w:t>
+        <w:t xml:space="preserve">5. Care este durata minimă a fiecăruia dintre instructajul introductiv general și instructajul specific locului de muncă?</w:t>
       </w:r>
     </w:p>
     <w:p>
@@ -2779,7 +2779,7 @@
                 <w:szCs w:val="20"/>
                 <w:lang w:val="ro-RO"/>
               </w:rPr>
-              <w:t>Rezultatul testării:</w:t>
+              <w:t xml:space="preserve">Rezultatul testării (minimum 70% răspunsuri corecte):</w:t>
             </w:r>
           </w:p>
         </w:tc>
@@ -4384,7 +4384,7 @@
           <w:lang w:val="ro-RO"/>
         </w:rPr>
         <w:tab/>
-        <w:t>Legea 307/2006 – Legea apărării împotriva incendiilor;</w:t>
+        <w:t xml:space="preserve">Legea 307/2006 privind apărarea împotriva incendiilor;</w:t>
       </w:r>
     </w:p>
     <w:p>
@@ -4488,7 +4488,7 @@
           <w:lang w:val="ro-RO"/>
         </w:rPr>
         <w:tab/>
-        <w:t>Legea 481/2004 – Legea protecției civile.</w:t>
+        <w:t xml:space="preserve">Legea 481/2004 privind protecția civilă.</w:t>
       </w:r>
     </w:p>
     <w:p>
@@ -5104,7 +5104,7 @@
           <w:szCs w:val="20"/>
           <w:lang w:val="ro-RO"/>
         </w:rPr>
-        <w:t>5. Care este durata instructajului introductiv general și a instructajului la locul de muncă?</w:t>
+        <w:t xml:space="preserve">5. Care este durata minimă a fiecăruia dintre instructajul introductiv general și instructajul specific locului de muncă?</w:t>
       </w:r>
     </w:p>
     <w:p>
